--- a/doc/word.docx
+++ b/doc/word.docx
@@ -6488,23 +6488,54 @@
           <m:jc m:val="center"/>
         </m:oMathParaPr>
         <m:oMath>
-          <m:d>
-            <m:dPr>
+          <m:sSup>
+            <m:sSupPr>
               <m:ctrlPr>
                 <w:rPr>
-                  <w:rFonts w:ascii="MTPro2 Math" w:hAnsi="MTPro2 Math"/>
+                  <w:rFonts w:ascii="MTPro2 Math" w:eastAsia="MTPro2 Math" w:hAnsi="MTPro2 Math" w:cs="MTPro2 Math"/>
                   <w:kern w:val="2"/>
                 </w:rPr>
               </m:ctrlPr>
-            </m:dPr>
+            </m:sSupPr>
             <m:e>
-              <m:r>
-                <w:rPr>
-                  <w:rFonts w:ascii="MTPro2 Math" w:eastAsia="MTPro2 Math" w:hAnsi="MTPro2 Math" w:cs="MTPro2 Math"/>
-                  <w:kern w:val="2"/>
-                </w:rPr>
-                <m:t>f</m:t>
-              </m:r>
+              <m:d>
+                <m:dPr>
+                  <m:ctrlPr>
+                    <w:rPr>
+                      <w:rFonts w:ascii="MTPro2 Math" w:hAnsi="MTPro2 Math"/>
+                      <w:kern w:val="2"/>
+                    </w:rPr>
+                  </m:ctrlPr>
+                </m:dPr>
+                <m:e>
+                  <m:r>
+                    <w:rPr>
+                      <w:rFonts w:ascii="MTPro2 Math" w:eastAsia="MTPro2 Math" w:hAnsi="MTPro2 Math" w:cs="MTPro2 Math"/>
+                      <w:kern w:val="2"/>
+                    </w:rPr>
+                    <m:t>f</m:t>
+                  </m:r>
+                  <m:r>
+                    <m:rPr>
+                      <m:sty m:val="p"/>
+                    </m:rPr>
+                    <w:rPr>
+                      <w:rFonts w:ascii="MTPro2 Math" w:eastAsia="MTPro2 Math" w:hAnsi="MTPro2 Math" w:cs="MTPro2 Math"/>
+                      <w:kern w:val="2"/>
+                    </w:rPr>
+                    <m:t>∘</m:t>
+                  </m:r>
+                  <m:r>
+                    <w:rPr>
+                      <w:rFonts w:ascii="MTPro2 Math" w:eastAsia="MTPro2 Math" w:hAnsi="MTPro2 Math" w:cs="MTPro2 Math"/>
+                      <w:kern w:val="2"/>
+                    </w:rPr>
+                    <m:t>g</m:t>
+                  </m:r>
+                </m:e>
+              </m:d>
+            </m:e>
+            <m:sup>
               <m:r>
                 <m:rPr>
                   <m:sty m:val="p"/>
@@ -6513,27 +6544,10 @@
                   <w:rFonts w:ascii="MTPro2 Math" w:eastAsia="MTPro2 Math" w:hAnsi="MTPro2 Math" w:cs="MTPro2 Math"/>
                   <w:kern w:val="2"/>
                 </w:rPr>
-                <m:t>∘</m:t>
+                <m:t>'</m:t>
               </m:r>
-              <m:r>
-                <w:rPr>
-                  <w:rFonts w:ascii="MTPro2 Math" w:eastAsia="MTPro2 Math" w:hAnsi="MTPro2 Math" w:cs="MTPro2 Math"/>
-                  <w:kern w:val="2"/>
-                </w:rPr>
-                <m:t>g</m:t>
-              </m:r>
-            </m:e>
-          </m:d>
-          <m:r>
-            <m:rPr>
-              <m:sty m:val="p"/>
-            </m:rPr>
-            <w:rPr>
-              <w:rFonts w:ascii="MTPro2 Math" w:eastAsia="MTPro2 Math" w:hAnsi="MTPro2 Math" w:cs="MTPro2 Math"/>
-              <w:kern w:val="2"/>
-            </w:rPr>
-            <m:t>'</m:t>
-          </m:r>
+            </m:sup>
+          </m:sSup>
           <m:d>
             <m:dPr>
               <m:ctrlPr>
@@ -6563,23 +6577,37 @@
             </w:rPr>
             <m:t>=</m:t>
           </m:r>
-          <m:r>
-            <w:rPr>
-              <w:rFonts w:ascii="MTPro2 Math" w:eastAsia="MTPro2 Math" w:hAnsi="MTPro2 Math" w:cs="MTPro2 Math"/>
-              <w:kern w:val="2"/>
-            </w:rPr>
-            <m:t>f</m:t>
-          </m:r>
-          <m:r>
-            <m:rPr>
-              <m:sty m:val="p"/>
-            </m:rPr>
-            <w:rPr>
-              <w:rFonts w:ascii="MTPro2 Math" w:eastAsia="MTPro2 Math" w:hAnsi="MTPro2 Math" w:cs="MTPro2 Math"/>
-              <w:kern w:val="2"/>
-            </w:rPr>
-            <m:t>'</m:t>
-          </m:r>
+          <m:sSup>
+            <m:sSupPr>
+              <m:ctrlPr>
+                <w:rPr>
+                  <w:rFonts w:ascii="MTPro2 Math" w:eastAsia="MTPro2 Math" w:hAnsi="MTPro2 Math" w:cs="MTPro2 Math"/>
+                  <w:kern w:val="2"/>
+                </w:rPr>
+              </m:ctrlPr>
+            </m:sSupPr>
+            <m:e>
+              <m:r>
+                <w:rPr>
+                  <w:rFonts w:ascii="MTPro2 Math" w:eastAsia="MTPro2 Math" w:hAnsi="MTPro2 Math" w:cs="MTPro2 Math"/>
+                  <w:kern w:val="2"/>
+                </w:rPr>
+                <m:t>f</m:t>
+              </m:r>
+            </m:e>
+            <m:sup>
+              <m:r>
+                <m:rPr>
+                  <m:sty m:val="p"/>
+                </m:rPr>
+                <w:rPr>
+                  <w:rFonts w:ascii="MTPro2 Math" w:eastAsia="MTPro2 Math" w:hAnsi="MTPro2 Math" w:cs="MTPro2 Math"/>
+                  <w:kern w:val="2"/>
+                </w:rPr>
+                <m:t>'</m:t>
+              </m:r>
+            </m:sup>
+          </m:sSup>
           <m:d>
             <m:dPr>
               <m:ctrlPr>
@@ -6628,23 +6656,37 @@
             </w:rPr>
             <m:t>⋅</m:t>
           </m:r>
-          <m:r>
-            <w:rPr>
-              <w:rFonts w:ascii="MTPro2 Math" w:eastAsia="MTPro2 Math" w:hAnsi="MTPro2 Math" w:cs="MTPro2 Math"/>
-              <w:kern w:val="2"/>
-            </w:rPr>
-            <m:t>g</m:t>
-          </m:r>
-          <m:r>
-            <m:rPr>
-              <m:sty m:val="p"/>
-            </m:rPr>
-            <w:rPr>
-              <w:rFonts w:ascii="MTPro2 Math" w:eastAsia="MTPro2 Math" w:hAnsi="MTPro2 Math" w:cs="MTPro2 Math"/>
-              <w:kern w:val="2"/>
-            </w:rPr>
-            <m:t>'</m:t>
-          </m:r>
+          <m:sSup>
+            <m:sSupPr>
+              <m:ctrlPr>
+                <w:rPr>
+                  <w:rFonts w:ascii="MTPro2 Math" w:eastAsia="MTPro2 Math" w:hAnsi="MTPro2 Math" w:cs="MTPro2 Math"/>
+                  <w:kern w:val="2"/>
+                </w:rPr>
+              </m:ctrlPr>
+            </m:sSupPr>
+            <m:e>
+              <m:r>
+                <w:rPr>
+                  <w:rFonts w:ascii="MTPro2 Math" w:eastAsia="MTPro2 Math" w:hAnsi="MTPro2 Math" w:cs="MTPro2 Math"/>
+                  <w:kern w:val="2"/>
+                </w:rPr>
+                <m:t>g</m:t>
+              </m:r>
+            </m:e>
+            <m:sup>
+              <m:r>
+                <m:rPr>
+                  <m:sty m:val="p"/>
+                </m:rPr>
+                <w:rPr>
+                  <w:rFonts w:ascii="MTPro2 Math" w:eastAsia="MTPro2 Math" w:hAnsi="MTPro2 Math" w:cs="MTPro2 Math"/>
+                  <w:kern w:val="2"/>
+                </w:rPr>
+                <m:t>'</m:t>
+              </m:r>
+            </m:sup>
+          </m:sSup>
           <m:d>
             <m:dPr>
               <m:ctrlPr>
@@ -6698,237 +6740,16 @@
               </m:r>
             </m:e>
             <m:sup>
-              <m:d>
-                <m:dPr>
-                  <m:ctrlPr>
-                    <w:rPr>
-                      <w:rFonts w:ascii="MTPro2 Math" w:hAnsi="MTPro2 Math"/>
-                      <w:kern w:val="2"/>
-                    </w:rPr>
-                  </m:ctrlPr>
-                </m:dPr>
-                <m:e>
-                  <m:r>
-                    <w:rPr>
-                      <w:rFonts w:ascii="MTPro2 Math" w:eastAsia="MTPro2 Math" w:hAnsi="MTPro2 Math" w:cs="MTPro2 Math"/>
-                      <w:kern w:val="2"/>
-                    </w:rPr>
-                    <m:t>f</m:t>
-                  </m:r>
-                  <m:r>
-                    <m:rPr>
-                      <m:sty m:val="p"/>
-                    </m:rPr>
-                    <w:rPr>
-                      <w:rFonts w:ascii="MTPro2 Math" w:eastAsia="MTPro2 Math" w:hAnsi="MTPro2 Math" w:cs="MTPro2 Math"/>
-                      <w:kern w:val="2"/>
-                    </w:rPr>
-                    <m:t>∘</m:t>
-                  </m:r>
-                  <m:r>
-                    <w:rPr>
-                      <w:rFonts w:ascii="MTPro2 Math" w:eastAsia="MTPro2 Math" w:hAnsi="MTPro2 Math" w:cs="MTPro2 Math"/>
-                      <w:kern w:val="2"/>
-                    </w:rPr>
-                    <m:t>g</m:t>
-                  </m:r>
-                </m:e>
-              </m:d>
-              <m:r>
-                <m:rPr>
-                  <m:sty m:val="p"/>
-                </m:rPr>
-                <w:rPr>
-                  <w:rFonts w:ascii="MTPro2 Math" w:eastAsia="MTPro2 Math" w:hAnsi="MTPro2 Math" w:cs="MTPro2 Math"/>
-                  <w:kern w:val="2"/>
-                </w:rPr>
-                <m:t>'</m:t>
-              </m:r>
-              <m:d>
-                <m:dPr>
-                  <m:ctrlPr>
-                    <w:rPr>
-                      <w:rFonts w:ascii="MTPro2 Math" w:hAnsi="MTPro2 Math"/>
-                      <w:kern w:val="2"/>
-                    </w:rPr>
-                  </m:ctrlPr>
-                </m:dPr>
-                <m:e>
-                  <m:r>
-                    <w:rPr>
-                      <w:rFonts w:ascii="MTPro2 Math" w:eastAsia="MTPro2 Math" w:hAnsi="MTPro2 Math" w:cs="MTPro2 Math"/>
-                      <w:kern w:val="2"/>
-                    </w:rPr>
-                    <m:t>x</m:t>
-                  </m:r>
-                </m:e>
-              </m:d>
-              <m:r>
-                <m:rPr>
-                  <m:sty m:val="p"/>
-                </m:rPr>
-                <w:rPr>
-                  <w:rFonts w:ascii="MTPro2 Math" w:eastAsia="MTPro2 Math" w:hAnsi="MTPro2 Math" w:cs="MTPro2 Math"/>
-                  <w:kern w:val="2"/>
-                </w:rPr>
-                <m:t>=</m:t>
-              </m:r>
-              <m:r>
-                <w:rPr>
-                  <w:rFonts w:ascii="MTPro2 Math" w:eastAsia="MTPro2 Math" w:hAnsi="MTPro2 Math" w:cs="MTPro2 Math"/>
-                  <w:kern w:val="2"/>
-                </w:rPr>
-                <m:t>f</m:t>
-              </m:r>
-              <m:r>
-                <m:rPr>
-                  <m:sty m:val="p"/>
-                </m:rPr>
-                <w:rPr>
-                  <w:rFonts w:ascii="MTPro2 Math" w:eastAsia="MTPro2 Math" w:hAnsi="MTPro2 Math" w:cs="MTPro2 Math"/>
-                  <w:kern w:val="2"/>
-                </w:rPr>
-                <m:t>'</m:t>
-              </m:r>
-              <m:d>
-                <m:dPr>
-                  <m:ctrlPr>
-                    <w:rPr>
-                      <w:rFonts w:ascii="MTPro2 Math" w:hAnsi="MTPro2 Math"/>
-                      <w:kern w:val="2"/>
-                    </w:rPr>
-                  </m:ctrlPr>
-                </m:dPr>
-                <m:e>
-                  <m:r>
-                    <w:rPr>
-                      <w:rFonts w:ascii="MTPro2 Math" w:eastAsia="MTPro2 Math" w:hAnsi="MTPro2 Math" w:cs="MTPro2 Math"/>
-                      <w:kern w:val="2"/>
-                    </w:rPr>
-                    <m:t>g</m:t>
-                  </m:r>
-                  <m:d>
-                    <m:dPr>
-                      <m:ctrlPr>
-                        <w:rPr>
-                          <w:rFonts w:ascii="MTPro2 Math" w:hAnsi="MTPro2 Math"/>
-                          <w:kern w:val="2"/>
-                        </w:rPr>
-                      </m:ctrlPr>
-                    </m:dPr>
-                    <m:e>
-                      <m:r>
-                        <w:rPr>
-                          <w:rFonts w:ascii="MTPro2 Math" w:eastAsia="MTPro2 Math" w:hAnsi="MTPro2 Math" w:cs="MTPro2 Math"/>
-                          <w:kern w:val="2"/>
-                        </w:rPr>
-                        <m:t>x</m:t>
-                      </m:r>
-                    </m:e>
-                  </m:d>
-                </m:e>
-              </m:d>
-              <m:r>
-                <m:rPr>
-                  <m:sty m:val="p"/>
-                </m:rPr>
-                <w:rPr>
-                  <w:rFonts w:ascii="MTPro2 Math" w:eastAsia="MTPro2 Math" w:hAnsi="MTPro2 Math" w:cs="MTPro2 Math"/>
-                  <w:kern w:val="2"/>
-                </w:rPr>
-                <m:t>⋅</m:t>
-              </m:r>
-              <m:r>
-                <w:rPr>
-                  <w:rFonts w:ascii="MTPro2 Math" w:eastAsia="MTPro2 Math" w:hAnsi="MTPro2 Math" w:cs="MTPro2 Math"/>
-                  <w:kern w:val="2"/>
-                </w:rPr>
-                <m:t>g</m:t>
-              </m:r>
-              <m:r>
-                <m:rPr>
-                  <m:sty m:val="p"/>
-                </m:rPr>
-                <w:rPr>
-                  <w:rFonts w:ascii="MTPro2 Math" w:eastAsia="MTPro2 Math" w:hAnsi="MTPro2 Math" w:cs="MTPro2 Math"/>
-                  <w:kern w:val="2"/>
-                </w:rPr>
-                <m:t>'</m:t>
-              </m:r>
-              <m:d>
-                <m:dPr>
-                  <m:ctrlPr>
-                    <w:rPr>
-                      <w:rFonts w:ascii="MTPro2 Math" w:hAnsi="MTPro2 Math"/>
-                      <w:kern w:val="2"/>
-                    </w:rPr>
-                  </m:ctrlPr>
-                </m:dPr>
-                <m:e>
-                  <m:r>
-                    <w:rPr>
-                      <w:rFonts w:ascii="MTPro2 Math" w:eastAsia="MTPro2 Math" w:hAnsi="MTPro2 Math" w:cs="MTPro2 Math"/>
-                      <w:kern w:val="2"/>
-                    </w:rPr>
-                    <m:t>x</m:t>
-                  </m:r>
-                </m:e>
-              </m:d>
-            </m:sup>
-          </m:sSup>
-        </m:oMath>
-      </m:oMathPara>
-      <w:bookmarkEnd w:id="33"/>
-    </w:p>
-    <w:bookmarkStart w:id="34" w:name="T11_L2"/>
-    <w:p>
-      <w:pPr>
-        <w:keepLines/>
-        <w:spacing w:before="60" w:after="240"/>
-      </w:pPr>
-      <m:oMathPara>
-        <m:oMathParaPr>
-          <m:jc m:val="center"/>
-        </m:oMathParaPr>
-        <m:oMath>
-          <m:sSup>
-            <m:sSupPr>
-              <m:ctrlPr>
-                <w:rPr>
-                  <w:rFonts w:ascii="MTPro2 Math" w:hAnsi="MTPro2 Math"/>
-                  <w:kern w:val="2"/>
-                </w:rPr>
-              </m:ctrlPr>
-            </m:sSupPr>
-            <m:e>
-              <m:r>
-                <w:rPr>
-                  <w:rFonts w:ascii="MTPro2 Math" w:eastAsia="MTPro2 Math" w:hAnsi="MTPro2 Math" w:cs="MTPro2 Math"/>
-                  <w:kern w:val="2"/>
-                </w:rPr>
-                <m:t>2</m:t>
-              </m:r>
-            </m:e>
-            <m:sup>
               <m:sSup>
                 <m:sSupPr>
                   <m:ctrlPr>
                     <w:rPr>
-                      <w:rFonts w:ascii="MTPro2 Math" w:hAnsi="MTPro2 Math"/>
+                      <w:rFonts w:ascii="MTPro2 Math" w:eastAsia="MTPro2 Math" w:hAnsi="MTPro2 Math" w:cs="MTPro2 Math"/>
                       <w:kern w:val="2"/>
                     </w:rPr>
                   </m:ctrlPr>
                 </m:sSupPr>
                 <m:e>
-                  <m:r>
-                    <w:rPr>
-                      <w:rFonts w:ascii="MTPro2 Math" w:eastAsia="MTPro2 Math" w:hAnsi="MTPro2 Math" w:cs="MTPro2 Math"/>
-                      <w:kern w:val="2"/>
-                    </w:rPr>
-                    <m:t>2</m:t>
-                  </m:r>
-                </m:e>
-                <m:sup>
                   <m:d>
                     <m:dPr>
                       <m:ctrlPr>
@@ -6965,6 +6786,8 @@
                       </m:r>
                     </m:e>
                   </m:d>
+                </m:e>
+                <m:sup>
                   <m:r>
                     <m:rPr>
                       <m:sty m:val="p"/>
@@ -6975,6 +6798,281 @@
                     </w:rPr>
                     <m:t>'</m:t>
                   </m:r>
+                </m:sup>
+              </m:sSup>
+              <m:d>
+                <m:dPr>
+                  <m:ctrlPr>
+                    <w:rPr>
+                      <w:rFonts w:ascii="MTPro2 Math" w:hAnsi="MTPro2 Math"/>
+                      <w:kern w:val="2"/>
+                    </w:rPr>
+                  </m:ctrlPr>
+                </m:dPr>
+                <m:e>
+                  <m:r>
+                    <w:rPr>
+                      <w:rFonts w:ascii="MTPro2 Math" w:eastAsia="MTPro2 Math" w:hAnsi="MTPro2 Math" w:cs="MTPro2 Math"/>
+                      <w:kern w:val="2"/>
+                    </w:rPr>
+                    <m:t>x</m:t>
+                  </m:r>
+                </m:e>
+              </m:d>
+              <m:r>
+                <m:rPr>
+                  <m:sty m:val="p"/>
+                </m:rPr>
+                <w:rPr>
+                  <w:rFonts w:ascii="MTPro2 Math" w:eastAsia="MTPro2 Math" w:hAnsi="MTPro2 Math" w:cs="MTPro2 Math"/>
+                  <w:kern w:val="2"/>
+                </w:rPr>
+                <m:t>=</m:t>
+              </m:r>
+              <m:sSup>
+                <m:sSupPr>
+                  <m:ctrlPr>
+                    <w:rPr>
+                      <w:rFonts w:ascii="MTPro2 Math" w:eastAsia="MTPro2 Math" w:hAnsi="MTPro2 Math" w:cs="MTPro2 Math"/>
+                      <w:kern w:val="2"/>
+                    </w:rPr>
+                  </m:ctrlPr>
+                </m:sSupPr>
+                <m:e>
+                  <m:r>
+                    <w:rPr>
+                      <w:rFonts w:ascii="MTPro2 Math" w:eastAsia="MTPro2 Math" w:hAnsi="MTPro2 Math" w:cs="MTPro2 Math"/>
+                      <w:kern w:val="2"/>
+                    </w:rPr>
+                    <m:t>f</m:t>
+                  </m:r>
+                </m:e>
+                <m:sup>
+                  <m:r>
+                    <m:rPr>
+                      <m:sty m:val="p"/>
+                    </m:rPr>
+                    <w:rPr>
+                      <w:rFonts w:ascii="MTPro2 Math" w:eastAsia="MTPro2 Math" w:hAnsi="MTPro2 Math" w:cs="MTPro2 Math"/>
+                      <w:kern w:val="2"/>
+                    </w:rPr>
+                    <m:t>'</m:t>
+                  </m:r>
+                </m:sup>
+              </m:sSup>
+              <m:d>
+                <m:dPr>
+                  <m:ctrlPr>
+                    <w:rPr>
+                      <w:rFonts w:ascii="MTPro2 Math" w:hAnsi="MTPro2 Math"/>
+                      <w:kern w:val="2"/>
+                    </w:rPr>
+                  </m:ctrlPr>
+                </m:dPr>
+                <m:e>
+                  <m:r>
+                    <w:rPr>
+                      <w:rFonts w:ascii="MTPro2 Math" w:eastAsia="MTPro2 Math" w:hAnsi="MTPro2 Math" w:cs="MTPro2 Math"/>
+                      <w:kern w:val="2"/>
+                    </w:rPr>
+                    <m:t>g</m:t>
+                  </m:r>
+                  <m:d>
+                    <m:dPr>
+                      <m:ctrlPr>
+                        <w:rPr>
+                          <w:rFonts w:ascii="MTPro2 Math" w:hAnsi="MTPro2 Math"/>
+                          <w:kern w:val="2"/>
+                        </w:rPr>
+                      </m:ctrlPr>
+                    </m:dPr>
+                    <m:e>
+                      <m:r>
+                        <w:rPr>
+                          <w:rFonts w:ascii="MTPro2 Math" w:eastAsia="MTPro2 Math" w:hAnsi="MTPro2 Math" w:cs="MTPro2 Math"/>
+                          <w:kern w:val="2"/>
+                        </w:rPr>
+                        <m:t>x</m:t>
+                      </m:r>
+                    </m:e>
+                  </m:d>
+                </m:e>
+              </m:d>
+              <m:r>
+                <m:rPr>
+                  <m:sty m:val="p"/>
+                </m:rPr>
+                <w:rPr>
+                  <w:rFonts w:ascii="MTPro2 Math" w:eastAsia="MTPro2 Math" w:hAnsi="MTPro2 Math" w:cs="MTPro2 Math"/>
+                  <w:kern w:val="2"/>
+                </w:rPr>
+                <m:t>⋅</m:t>
+              </m:r>
+              <m:sSup>
+                <m:sSupPr>
+                  <m:ctrlPr>
+                    <w:rPr>
+                      <w:rFonts w:ascii="MTPro2 Math" w:eastAsia="MTPro2 Math" w:hAnsi="MTPro2 Math" w:cs="MTPro2 Math"/>
+                      <w:kern w:val="2"/>
+                    </w:rPr>
+                  </m:ctrlPr>
+                </m:sSupPr>
+                <m:e>
+                  <m:r>
+                    <w:rPr>
+                      <w:rFonts w:ascii="MTPro2 Math" w:eastAsia="MTPro2 Math" w:hAnsi="MTPro2 Math" w:cs="MTPro2 Math"/>
+                      <w:kern w:val="2"/>
+                    </w:rPr>
+                    <m:t>g</m:t>
+                  </m:r>
+                </m:e>
+                <m:sup>
+                  <m:r>
+                    <m:rPr>
+                      <m:sty m:val="p"/>
+                    </m:rPr>
+                    <w:rPr>
+                      <w:rFonts w:ascii="MTPro2 Math" w:eastAsia="MTPro2 Math" w:hAnsi="MTPro2 Math" w:cs="MTPro2 Math"/>
+                      <w:kern w:val="2"/>
+                    </w:rPr>
+                    <m:t>'</m:t>
+                  </m:r>
+                </m:sup>
+              </m:sSup>
+              <m:d>
+                <m:dPr>
+                  <m:ctrlPr>
+                    <w:rPr>
+                      <w:rFonts w:ascii="MTPro2 Math" w:hAnsi="MTPro2 Math"/>
+                      <w:kern w:val="2"/>
+                    </w:rPr>
+                  </m:ctrlPr>
+                </m:dPr>
+                <m:e>
+                  <m:r>
+                    <w:rPr>
+                      <w:rFonts w:ascii="MTPro2 Math" w:eastAsia="MTPro2 Math" w:hAnsi="MTPro2 Math" w:cs="MTPro2 Math"/>
+                      <w:kern w:val="2"/>
+                    </w:rPr>
+                    <m:t>x</m:t>
+                  </m:r>
+                </m:e>
+              </m:d>
+            </m:sup>
+          </m:sSup>
+        </m:oMath>
+      </m:oMathPara>
+      <w:bookmarkEnd w:id="33"/>
+    </w:p>
+    <w:bookmarkStart w:id="34" w:name="T11_L2"/>
+    <w:p>
+      <w:pPr>
+        <w:keepLines/>
+        <w:spacing w:before="60" w:after="240"/>
+      </w:pPr>
+      <m:oMathPara>
+        <m:oMathParaPr>
+          <m:jc m:val="center"/>
+        </m:oMathParaPr>
+        <m:oMath>
+          <m:sSup>
+            <m:sSupPr>
+              <m:ctrlPr>
+                <w:rPr>
+                  <w:rFonts w:ascii="MTPro2 Math" w:hAnsi="MTPro2 Math"/>
+                  <w:kern w:val="2"/>
+                </w:rPr>
+              </m:ctrlPr>
+            </m:sSupPr>
+            <m:e>
+              <m:r>
+                <w:rPr>
+                  <w:rFonts w:ascii="MTPro2 Math" w:eastAsia="MTPro2 Math" w:hAnsi="MTPro2 Math" w:cs="MTPro2 Math"/>
+                  <w:kern w:val="2"/>
+                </w:rPr>
+                <m:t>2</m:t>
+              </m:r>
+            </m:e>
+            <m:sup>
+              <m:sSup>
+                <m:sSupPr>
+                  <m:ctrlPr>
+                    <w:rPr>
+                      <w:rFonts w:ascii="MTPro2 Math" w:hAnsi="MTPro2 Math"/>
+                      <w:kern w:val="2"/>
+                    </w:rPr>
+                  </m:ctrlPr>
+                </m:sSupPr>
+                <m:e>
+                  <m:r>
+                    <w:rPr>
+                      <w:rFonts w:ascii="MTPro2 Math" w:eastAsia="MTPro2 Math" w:hAnsi="MTPro2 Math" w:cs="MTPro2 Math"/>
+                      <w:kern w:val="2"/>
+                    </w:rPr>
+                    <m:t>2</m:t>
+                  </m:r>
+                </m:e>
+                <m:sup>
+                  <m:sSup>
+                    <m:sSupPr>
+                      <m:ctrlPr>
+                        <w:rPr>
+                          <w:rFonts w:ascii="MTPro2 Math" w:eastAsia="MTPro2 Math" w:hAnsi="MTPro2 Math" w:cs="MTPro2 Math"/>
+                          <w:kern w:val="2"/>
+                        </w:rPr>
+                      </m:ctrlPr>
+                    </m:sSupPr>
+                    <m:e>
+                      <m:d>
+                        <m:dPr>
+                          <m:ctrlPr>
+                            <w:rPr>
+                              <w:rFonts w:ascii="MTPro2 Math" w:hAnsi="MTPro2 Math"/>
+                              <w:kern w:val="2"/>
+                            </w:rPr>
+                          </m:ctrlPr>
+                        </m:dPr>
+                        <m:e>
+                          <m:r>
+                            <w:rPr>
+                              <w:rFonts w:ascii="MTPro2 Math" w:eastAsia="MTPro2 Math" w:hAnsi="MTPro2 Math" w:cs="MTPro2 Math"/>
+                              <w:kern w:val="2"/>
+                            </w:rPr>
+                            <m:t>f</m:t>
+                          </m:r>
+                          <m:r>
+                            <m:rPr>
+                              <m:sty m:val="p"/>
+                            </m:rPr>
+                            <w:rPr>
+                              <w:rFonts w:ascii="MTPro2 Math" w:eastAsia="MTPro2 Math" w:hAnsi="MTPro2 Math" w:cs="MTPro2 Math"/>
+                              <w:kern w:val="2"/>
+                            </w:rPr>
+                            <m:t>∘</m:t>
+                          </m:r>
+                          <m:r>
+                            <w:rPr>
+                              <w:rFonts w:ascii="MTPro2 Math" w:eastAsia="MTPro2 Math" w:hAnsi="MTPro2 Math" w:cs="MTPro2 Math"/>
+                              <w:kern w:val="2"/>
+                            </w:rPr>
+                            <m:t>g</m:t>
+                          </m:r>
+                        </m:e>
+                      </m:d>
+                    </m:e>
+                    <m:sup>
+                      <m:r>
+                        <m:rPr>
+                          <m:sty m:val="p"/>
+                        </m:rPr>
+                        <w:rPr>
+                          <w:rFonts w:ascii="MTPro2 Math" w:eastAsia="MTPro2 Math" w:hAnsi="MTPro2 Math" w:cs="MTPro2 Math"/>
+                          <w:kern w:val="2"/>
+                        </w:rPr>
+                        <m:t>'</m:t>
+                      </m:r>
+                    </m:sup>
+                  </m:sSup>
                   <m:d>
                     <m:dPr>
                       <m:ctrlPr>
@@ -7004,23 +7102,37 @@
                     </w:rPr>
                     <m:t>=</m:t>
                   </m:r>
-                  <m:r>
-                    <w:rPr>
-                      <w:rFonts w:ascii="MTPro2 Math" w:eastAsia="MTPro2 Math" w:hAnsi="MTPro2 Math" w:cs="MTPro2 Math"/>
-                      <w:kern w:val="2"/>
-                    </w:rPr>
-                    <m:t>f</m:t>
-                  </m:r>
-                  <m:r>
-                    <m:rPr>
-                      <m:sty m:val="p"/>
-                    </m:rPr>
-                    <w:rPr>
-                      <w:rFonts w:ascii="MTPro2 Math" w:eastAsia="MTPro2 Math" w:hAnsi="MTPro2 Math" w:cs="MTPro2 Math"/>
-                      <w:kern w:val="2"/>
-                    </w:rPr>
-                    <m:t>'</m:t>
-                  </m:r>
+                  <m:sSup>
+                    <m:sSupPr>
+                      <m:ctrlPr>
+                        <w:rPr>
+                          <w:rFonts w:ascii="MTPro2 Math" w:eastAsia="MTPro2 Math" w:hAnsi="MTPro2 Math" w:cs="MTPro2 Math"/>
+                          <w:kern w:val="2"/>
+                        </w:rPr>
+                      </m:ctrlPr>
+                    </m:sSupPr>
+                    <m:e>
+                      <m:r>
+                        <w:rPr>
+                          <w:rFonts w:ascii="MTPro2 Math" w:eastAsia="MTPro2 Math" w:hAnsi="MTPro2 Math" w:cs="MTPro2 Math"/>
+                          <w:kern w:val="2"/>
+                        </w:rPr>
+                        <m:t>f</m:t>
+                      </m:r>
+                    </m:e>
+                    <m:sup>
+                      <m:r>
+                        <m:rPr>
+                          <m:sty m:val="p"/>
+                        </m:rPr>
+                        <w:rPr>
+                          <w:rFonts w:ascii="MTPro2 Math" w:eastAsia="MTPro2 Math" w:hAnsi="MTPro2 Math" w:cs="MTPro2 Math"/>
+                          <w:kern w:val="2"/>
+                        </w:rPr>
+                        <m:t>'</m:t>
+                      </m:r>
+                    </m:sup>
+                  </m:sSup>
                   <m:d>
                     <m:dPr>
                       <m:ctrlPr>
@@ -7069,23 +7181,37 @@
                     </w:rPr>
                     <m:t>⋅</m:t>
                   </m:r>
-                  <m:r>
-                    <w:rPr>
-                      <w:rFonts w:ascii="MTPro2 Math" w:eastAsia="MTPro2 Math" w:hAnsi="MTPro2 Math" w:cs="MTPro2 Math"/>
-                      <w:kern w:val="2"/>
-                    </w:rPr>
-                    <m:t>g</m:t>
-                  </m:r>
-                  <m:r>
-                    <m:rPr>
-                      <m:sty m:val="p"/>
-                    </m:rPr>
-                    <w:rPr>
-                      <w:rFonts w:ascii="MTPro2 Math" w:eastAsia="MTPro2 Math" w:hAnsi="MTPro2 Math" w:cs="MTPro2 Math"/>
-                      <w:kern w:val="2"/>
-                    </w:rPr>
-                    <m:t>'</m:t>
-                  </m:r>
+                  <m:sSup>
+                    <m:sSupPr>
+                      <m:ctrlPr>
+                        <w:rPr>
+                          <w:rFonts w:ascii="MTPro2 Math" w:eastAsia="MTPro2 Math" w:hAnsi="MTPro2 Math" w:cs="MTPro2 Math"/>
+                          <w:kern w:val="2"/>
+                        </w:rPr>
+                      </m:ctrlPr>
+                    </m:sSupPr>
+                    <m:e>
+                      <m:r>
+                        <w:rPr>
+                          <w:rFonts w:ascii="MTPro2 Math" w:eastAsia="MTPro2 Math" w:hAnsi="MTPro2 Math" w:cs="MTPro2 Math"/>
+                          <w:kern w:val="2"/>
+                        </w:rPr>
+                        <m:t>g</m:t>
+                      </m:r>
+                    </m:e>
+                    <m:sup>
+                      <m:r>
+                        <m:rPr>
+                          <m:sty m:val="p"/>
+                        </m:rPr>
+                        <w:rPr>
+                          <w:rFonts w:ascii="MTPro2 Math" w:eastAsia="MTPro2 Math" w:hAnsi="MTPro2 Math" w:cs="MTPro2 Math"/>
+                          <w:kern w:val="2"/>
+                        </w:rPr>
+                        <m:t>'</m:t>
+                      </m:r>
+                    </m:sup>
+                  </m:sSup>
                   <m:d>
                     <m:dPr>
                       <m:ctrlPr>
